--- a/Documentation/Week 3/Minutes_Group21_Wk3_Client_Meeting.docx
+++ b/Documentation/Week 3/Minutes_Group21_Wk3_Client_Meeting.docx
@@ -132,6 +132,18 @@
         </w:rPr>
         <w:t xml:space="preserve">Present: </w:t>
       </w:r>
+      <w:r>
+        <w:rPr>
+          <w:lang w:val="en-US"/>
+        </w:rPr>
+        <w:t>Christo</w:t>
+      </w:r>
+      <w:r>
+        <w:rPr>
+          <w:lang w:val="en-US"/>
+        </w:rPr>
+        <w:t>, Dylan, Lithasa, Dhava, Murphy</w:t>
+      </w:r>
     </w:p>
     <w:p>
       <w:pPr>
@@ -148,6 +160,12 @@
           <w:lang w:val="en-US"/>
         </w:rPr>
         <w:t xml:space="preserve">Apologies: </w:t>
+      </w:r>
+      <w:r>
+        <w:rPr>
+          <w:lang w:val="en-US"/>
+        </w:rPr>
+        <w:t>Terry</w:t>
       </w:r>
     </w:p>
     <w:p>
@@ -199,7 +217,19 @@
         <w:rPr>
           <w:lang w:val="en-US"/>
         </w:rPr>
-        <w:t>1pm</w:t>
+        <w:t>1</w:t>
+      </w:r>
+      <w:r>
+        <w:rPr>
+          <w:lang w:val="en-US"/>
+        </w:rPr>
+        <w:t>.15</w:t>
+      </w:r>
+      <w:r>
+        <w:rPr>
+          <w:lang w:val="en-US"/>
+        </w:rPr>
+        <w:t>pm</w:t>
       </w:r>
     </w:p>
     <w:p>
@@ -224,25 +254,32 @@
         </w:rPr>
         <w:t xml:space="preserve"> </w:t>
       </w:r>
+      <w:r>
+        <w:rPr>
+          <w:lang w:val="en-US"/>
+        </w:rPr>
+        <w:t>2pm</w:t>
+      </w:r>
     </w:p>
     <w:tbl>
       <w:tblPr>
         <w:tblStyle w:val="TableGrid"/>
         <w:tblW w:w="11624" w:type="dxa"/>
         <w:tblInd w:w="-572" w:type="dxa"/>
+        <w:tblLayout w:type="fixed"/>
         <w:tblLook w:val="04A0" w:firstRow="1" w:lastRow="0" w:firstColumn="1" w:lastColumn="0" w:noHBand="0" w:noVBand="1"/>
       </w:tblPr>
       <w:tblGrid>
-        <w:gridCol w:w="822"/>
-        <w:gridCol w:w="987"/>
-        <w:gridCol w:w="2160"/>
+        <w:gridCol w:w="821"/>
+        <w:gridCol w:w="810"/>
+        <w:gridCol w:w="1399"/>
+        <w:gridCol w:w="4625"/>
         <w:gridCol w:w="3969"/>
-        <w:gridCol w:w="3686"/>
       </w:tblGrid>
       <w:tr>
         <w:tc>
           <w:tcPr>
-            <w:tcW w:w="822" w:type="dxa"/>
+            <w:tcW w:w="821" w:type="dxa"/>
             <w:shd w:val="clear" w:color="auto" w:fill="83CAEB" w:themeFill="accent1" w:themeFillTint="66"/>
           </w:tcPr>
           <w:p>
@@ -269,7 +306,7 @@
         </w:tc>
         <w:tc>
           <w:tcPr>
-            <w:tcW w:w="987" w:type="dxa"/>
+            <w:tcW w:w="810" w:type="dxa"/>
             <w:shd w:val="clear" w:color="auto" w:fill="83CAEB" w:themeFill="accent1" w:themeFillTint="66"/>
           </w:tcPr>
           <w:p>
@@ -296,7 +333,7 @@
         </w:tc>
         <w:tc>
           <w:tcPr>
-            <w:tcW w:w="2160" w:type="dxa"/>
+            <w:tcW w:w="1399" w:type="dxa"/>
             <w:shd w:val="clear" w:color="auto" w:fill="83CAEB" w:themeFill="accent1" w:themeFillTint="66"/>
           </w:tcPr>
           <w:p>
@@ -323,6 +360,33 @@
         </w:tc>
         <w:tc>
           <w:tcPr>
+            <w:tcW w:w="4625" w:type="dxa"/>
+            <w:shd w:val="clear" w:color="auto" w:fill="83CAEB" w:themeFill="accent1" w:themeFillTint="66"/>
+          </w:tcPr>
+          <w:p>
+            <w:pPr>
+              <w:tabs>
+                <w:tab w:val="center" w:pos="4513"/>
+                <w:tab w:val="left" w:pos="5844"/>
+              </w:tabs>
+              <w:rPr>
+                <w:b/>
+                <w:bCs/>
+                <w:lang w:val="en-US"/>
+              </w:rPr>
+            </w:pPr>
+            <w:r>
+              <w:rPr>
+                <w:b/>
+                <w:bCs/>
+                <w:lang w:val="en-US"/>
+              </w:rPr>
+              <w:t>Details:</w:t>
+            </w:r>
+          </w:p>
+        </w:tc>
+        <w:tc>
+          <w:tcPr>
             <w:tcW w:w="3969" w:type="dxa"/>
             <w:shd w:val="clear" w:color="auto" w:fill="83CAEB" w:themeFill="accent1" w:themeFillTint="66"/>
           </w:tcPr>
@@ -344,33 +408,6 @@
                 <w:bCs/>
                 <w:lang w:val="en-US"/>
               </w:rPr>
-              <w:t>Details:</w:t>
-            </w:r>
-          </w:p>
-        </w:tc>
-        <w:tc>
-          <w:tcPr>
-            <w:tcW w:w="3686" w:type="dxa"/>
-            <w:shd w:val="clear" w:color="auto" w:fill="83CAEB" w:themeFill="accent1" w:themeFillTint="66"/>
-          </w:tcPr>
-          <w:p>
-            <w:pPr>
-              <w:tabs>
-                <w:tab w:val="center" w:pos="4513"/>
-                <w:tab w:val="left" w:pos="5844"/>
-              </w:tabs>
-              <w:rPr>
-                <w:b/>
-                <w:bCs/>
-                <w:lang w:val="en-US"/>
-              </w:rPr>
-            </w:pPr>
-            <w:r>
-              <w:rPr>
-                <w:b/>
-                <w:bCs/>
-                <w:lang w:val="en-US"/>
-              </w:rPr>
               <w:t>Action:</w:t>
             </w:r>
           </w:p>
@@ -379,7 +416,7 @@
       <w:tr>
         <w:tc>
           <w:tcPr>
-            <w:tcW w:w="822" w:type="dxa"/>
+            <w:tcW w:w="821" w:type="dxa"/>
           </w:tcPr>
           <w:p>
             <w:pPr>
@@ -415,44 +452,338 @@
                 <w:szCs w:val="20"/>
                 <w:lang w:val="en-US"/>
               </w:rPr>
-              <w:t>00</w:t>
-            </w:r>
-          </w:p>
-        </w:tc>
-        <w:tc>
-          <w:tcPr>
-            <w:tcW w:w="987" w:type="dxa"/>
-          </w:tcPr>
-          <w:p>
-            <w:pPr>
-              <w:tabs>
-                <w:tab w:val="center" w:pos="4513"/>
-                <w:tab w:val="left" w:pos="5844"/>
-              </w:tabs>
-              <w:rPr>
-                <w:sz w:val="20"/>
-                <w:szCs w:val="20"/>
-                <w:lang w:val="en-US"/>
-              </w:rPr>
-            </w:pPr>
-          </w:p>
-        </w:tc>
-        <w:tc>
-          <w:tcPr>
-            <w:tcW w:w="2160" w:type="dxa"/>
-          </w:tcPr>
-          <w:p>
-            <w:pPr>
-              <w:tabs>
-                <w:tab w:val="center" w:pos="4513"/>
-                <w:tab w:val="left" w:pos="5844"/>
-              </w:tabs>
-              <w:rPr>
-                <w:sz w:val="20"/>
-                <w:szCs w:val="20"/>
-                <w:lang w:val="en-US"/>
-              </w:rPr>
-            </w:pPr>
+              <w:t>:</w:t>
+            </w:r>
+            <w:r>
+              <w:rPr>
+                <w:sz w:val="20"/>
+                <w:szCs w:val="20"/>
+                <w:lang w:val="en-US"/>
+              </w:rPr>
+              <w:t>15</w:t>
+            </w:r>
+          </w:p>
+        </w:tc>
+        <w:tc>
+          <w:tcPr>
+            <w:tcW w:w="810" w:type="dxa"/>
+          </w:tcPr>
+          <w:p>
+            <w:pPr>
+              <w:tabs>
+                <w:tab w:val="center" w:pos="4513"/>
+                <w:tab w:val="left" w:pos="5844"/>
+              </w:tabs>
+              <w:rPr>
+                <w:sz w:val="20"/>
+                <w:szCs w:val="20"/>
+                <w:lang w:val="en-US"/>
+              </w:rPr>
+            </w:pPr>
+            <w:r>
+              <w:rPr>
+                <w:sz w:val="20"/>
+                <w:szCs w:val="20"/>
+                <w:lang w:val="en-US"/>
+              </w:rPr>
+              <w:t>1</w:t>
+            </w:r>
+          </w:p>
+        </w:tc>
+        <w:tc>
+          <w:tcPr>
+            <w:tcW w:w="1399" w:type="dxa"/>
+          </w:tcPr>
+          <w:p>
+            <w:pPr>
+              <w:tabs>
+                <w:tab w:val="center" w:pos="4513"/>
+                <w:tab w:val="left" w:pos="5844"/>
+              </w:tabs>
+              <w:rPr>
+                <w:sz w:val="20"/>
+                <w:szCs w:val="20"/>
+                <w:lang w:val="en-US"/>
+              </w:rPr>
+            </w:pPr>
+            <w:r>
+              <w:rPr>
+                <w:sz w:val="20"/>
+                <w:szCs w:val="20"/>
+                <w:lang w:val="en-US"/>
+              </w:rPr>
+              <w:t>Project structure</w:t>
+            </w:r>
+          </w:p>
+        </w:tc>
+        <w:tc>
+          <w:tcPr>
+            <w:tcW w:w="4625" w:type="dxa"/>
+          </w:tcPr>
+          <w:p>
+            <w:pPr>
+              <w:tabs>
+                <w:tab w:val="center" w:pos="4513"/>
+                <w:tab w:val="left" w:pos="5844"/>
+              </w:tabs>
+              <w:rPr>
+                <w:sz w:val="20"/>
+                <w:szCs w:val="20"/>
+                <w:lang w:val="en-US"/>
+              </w:rPr>
+            </w:pPr>
+            <w:r>
+              <w:rPr>
+                <w:sz w:val="20"/>
+                <w:szCs w:val="20"/>
+                <w:lang w:val="en-US"/>
+              </w:rPr>
+              <w:t>Talked through structure of the project and the chosen repositories</w:t>
+            </w:r>
+            <w:r>
+              <w:rPr>
+                <w:sz w:val="20"/>
+                <w:szCs w:val="20"/>
+                <w:lang w:val="en-US"/>
+              </w:rPr>
+              <w:t xml:space="preserve"> to fulfill each role:</w:t>
+            </w:r>
+          </w:p>
+          <w:p>
+            <w:pPr>
+              <w:pStyle w:val="ListParagraph"/>
+              <w:numPr>
+                <w:ilvl w:val="0"/>
+                <w:numId w:val="1"/>
+              </w:numPr>
+              <w:tabs>
+                <w:tab w:val="center" w:pos="4513"/>
+                <w:tab w:val="left" w:pos="5844"/>
+              </w:tabs>
+              <w:rPr>
+                <w:sz w:val="20"/>
+                <w:szCs w:val="20"/>
+                <w:lang w:val="en-US"/>
+              </w:rPr>
+            </w:pPr>
+            <w:r>
+              <w:rPr>
+                <w:sz w:val="20"/>
+                <w:szCs w:val="20"/>
+                <w:lang w:val="en-US"/>
+              </w:rPr>
+              <w:t>Mujoco for simulation</w:t>
+            </w:r>
+          </w:p>
+          <w:p>
+            <w:pPr>
+              <w:pStyle w:val="ListParagraph"/>
+              <w:numPr>
+                <w:ilvl w:val="0"/>
+                <w:numId w:val="1"/>
+              </w:numPr>
+              <w:tabs>
+                <w:tab w:val="center" w:pos="4513"/>
+                <w:tab w:val="left" w:pos="5844"/>
+              </w:tabs>
+              <w:rPr>
+                <w:sz w:val="20"/>
+                <w:szCs w:val="20"/>
+                <w:lang w:val="en-US"/>
+              </w:rPr>
+            </w:pPr>
+            <w:r>
+              <w:rPr>
+                <w:sz w:val="20"/>
+                <w:szCs w:val="20"/>
+                <w:lang w:val="en-US"/>
+              </w:rPr>
+              <w:t>Development on Ubuntu</w:t>
+            </w:r>
+            <w:r>
+              <w:rPr>
+                <w:sz w:val="20"/>
+                <w:szCs w:val="20"/>
+                <w:lang w:val="en-US"/>
+              </w:rPr>
+              <w:t xml:space="preserve"> 22</w:t>
+            </w:r>
+          </w:p>
+          <w:p>
+            <w:pPr>
+              <w:pStyle w:val="ListParagraph"/>
+              <w:numPr>
+                <w:ilvl w:val="0"/>
+                <w:numId w:val="1"/>
+              </w:numPr>
+              <w:tabs>
+                <w:tab w:val="center" w:pos="4513"/>
+                <w:tab w:val="left" w:pos="5844"/>
+              </w:tabs>
+              <w:rPr>
+                <w:sz w:val="20"/>
+                <w:szCs w:val="20"/>
+                <w:lang w:val="en-US"/>
+              </w:rPr>
+            </w:pPr>
+            <w:r>
+              <w:rPr>
+                <w:sz w:val="20"/>
+                <w:szCs w:val="20"/>
+                <w:lang w:val="en-US"/>
+              </w:rPr>
+              <w:t>Camera</w:t>
+            </w:r>
+            <w:r>
+              <w:rPr>
+                <w:sz w:val="20"/>
+                <w:szCs w:val="20"/>
+                <w:lang w:val="en-US"/>
+              </w:rPr>
+              <w:t xml:space="preserve"> pose </w:t>
+            </w:r>
+            <w:r>
+              <w:rPr>
+                <w:sz w:val="20"/>
+                <w:szCs w:val="20"/>
+                <w:lang w:val="en-US"/>
+              </w:rPr>
+              <w:t xml:space="preserve"> and gesture </w:t>
+            </w:r>
+            <w:r>
+              <w:rPr>
+                <w:sz w:val="20"/>
+                <w:szCs w:val="20"/>
+                <w:lang w:val="en-US"/>
+              </w:rPr>
+              <w:t>detection</w:t>
+            </w:r>
+            <w:r>
+              <w:rPr>
+                <w:sz w:val="20"/>
+                <w:szCs w:val="20"/>
+                <w:lang w:val="en-US"/>
+              </w:rPr>
+              <w:t xml:space="preserve"> using MediaPipe</w:t>
+            </w:r>
+          </w:p>
+          <w:p>
+            <w:pPr>
+              <w:pStyle w:val="ListParagraph"/>
+              <w:numPr>
+                <w:ilvl w:val="0"/>
+                <w:numId w:val="1"/>
+              </w:numPr>
+              <w:tabs>
+                <w:tab w:val="center" w:pos="4513"/>
+                <w:tab w:val="left" w:pos="5844"/>
+              </w:tabs>
+              <w:rPr>
+                <w:sz w:val="20"/>
+                <w:szCs w:val="20"/>
+                <w:lang w:val="en-US"/>
+              </w:rPr>
+            </w:pPr>
+            <w:r>
+              <w:rPr>
+                <w:sz w:val="20"/>
+                <w:szCs w:val="20"/>
+                <w:lang w:val="en-US"/>
+              </w:rPr>
+              <w:t>G1</w:t>
+            </w:r>
+            <w:r>
+              <w:rPr>
+                <w:sz w:val="20"/>
+                <w:szCs w:val="20"/>
+                <w:lang w:val="en-US"/>
+              </w:rPr>
+              <w:t xml:space="preserve"> Robot</w:t>
+            </w:r>
+            <w:r>
+              <w:rPr>
+                <w:sz w:val="20"/>
+                <w:szCs w:val="20"/>
+                <w:lang w:val="en-US"/>
+              </w:rPr>
+              <w:t xml:space="preserve"> current state </w:t>
+            </w:r>
+            <w:r>
+              <w:rPr>
+                <w:sz w:val="20"/>
+                <w:szCs w:val="20"/>
+                <w:lang w:val="en-US"/>
+              </w:rPr>
+              <w:t>and</w:t>
+            </w:r>
+            <w:r>
+              <w:rPr>
+                <w:sz w:val="20"/>
+                <w:szCs w:val="20"/>
+                <w:lang w:val="en-US"/>
+              </w:rPr>
+              <w:t xml:space="preserve"> interaction using Unitree SDK Python</w:t>
+            </w:r>
+          </w:p>
+          <w:p>
+            <w:pPr>
+              <w:pStyle w:val="ListParagraph"/>
+              <w:numPr>
+                <w:ilvl w:val="0"/>
+                <w:numId w:val="1"/>
+              </w:numPr>
+              <w:tabs>
+                <w:tab w:val="center" w:pos="4513"/>
+                <w:tab w:val="left" w:pos="5844"/>
+              </w:tabs>
+              <w:rPr>
+                <w:sz w:val="20"/>
+                <w:szCs w:val="20"/>
+                <w:lang w:val="en-US"/>
+              </w:rPr>
+            </w:pPr>
+            <w:r>
+              <w:rPr>
+                <w:sz w:val="20"/>
+                <w:szCs w:val="20"/>
+                <w:lang w:val="en-US"/>
+              </w:rPr>
+              <w:t>Kinematics using Pinnochio</w:t>
+            </w:r>
+          </w:p>
+          <w:p>
+            <w:pPr>
+              <w:pStyle w:val="ListParagraph"/>
+              <w:numPr>
+                <w:ilvl w:val="0"/>
+                <w:numId w:val="1"/>
+              </w:numPr>
+              <w:tabs>
+                <w:tab w:val="center" w:pos="4513"/>
+                <w:tab w:val="left" w:pos="5844"/>
+              </w:tabs>
+              <w:rPr>
+                <w:sz w:val="20"/>
+                <w:szCs w:val="20"/>
+                <w:lang w:val="en-US"/>
+              </w:rPr>
+            </w:pPr>
+            <w:r>
+              <w:rPr>
+                <w:sz w:val="20"/>
+                <w:szCs w:val="20"/>
+                <w:lang w:val="en-US"/>
+              </w:rPr>
+              <w:t xml:space="preserve">For motion capture suit - </w:t>
+            </w:r>
+            <w:r>
+              <w:rPr>
+                <w:sz w:val="20"/>
+                <w:szCs w:val="20"/>
+                <w:lang w:val="en-US"/>
+              </w:rPr>
+              <w:t>GMR</w:t>
+            </w:r>
           </w:p>
         </w:tc>
         <w:tc>
@@ -471,14 +802,263 @@
                 <w:lang w:val="en-US"/>
               </w:rPr>
             </w:pPr>
-          </w:p>
-        </w:tc>
-        <w:tc>
-          <w:tcPr>
-            <w:tcW w:w="3686" w:type="dxa"/>
-          </w:tcPr>
-          <w:p>
-            <w:pPr>
+            <w:r>
+              <w:rPr>
+                <w:sz w:val="20"/>
+                <w:szCs w:val="20"/>
+                <w:lang w:val="en-US"/>
+              </w:rPr>
+              <w:t>Install</w:t>
+            </w:r>
+            <w:r>
+              <w:rPr>
+                <w:sz w:val="20"/>
+                <w:szCs w:val="20"/>
+                <w:lang w:val="en-US"/>
+              </w:rPr>
+              <w:t xml:space="preserve"> following repositories on Ubuntu development </w:t>
+            </w:r>
+            <w:r>
+              <w:rPr>
+                <w:sz w:val="20"/>
+                <w:szCs w:val="20"/>
+                <w:lang w:val="en-US"/>
+              </w:rPr>
+              <w:t>environment:</w:t>
+            </w:r>
+          </w:p>
+          <w:p>
+            <w:pPr>
+              <w:pStyle w:val="ListParagraph"/>
+              <w:numPr>
+                <w:ilvl w:val="0"/>
+                <w:numId w:val="1"/>
+              </w:numPr>
+              <w:tabs>
+                <w:tab w:val="center" w:pos="4513"/>
+                <w:tab w:val="left" w:pos="5844"/>
+              </w:tabs>
+              <w:rPr>
+                <w:sz w:val="20"/>
+                <w:szCs w:val="20"/>
+                <w:lang w:val="en-US"/>
+              </w:rPr>
+            </w:pPr>
+            <w:r>
+              <w:rPr>
+                <w:sz w:val="20"/>
+                <w:szCs w:val="20"/>
+                <w:lang w:val="en-US"/>
+              </w:rPr>
+              <w:t>Mujoco</w:t>
+            </w:r>
+            <w:r>
+              <w:rPr>
+                <w:sz w:val="20"/>
+                <w:szCs w:val="20"/>
+                <w:lang w:val="en-US"/>
+              </w:rPr>
+              <w:t xml:space="preserve"> </w:t>
+            </w:r>
+            <w:hyperlink r:id="rId5" w:history="1">
+              <w:r>
+                <w:rPr>
+                  <w:rStyle w:val="Hyperlink"/>
+                  <w:sz w:val="20"/>
+                  <w:szCs w:val="20"/>
+                  <w:lang w:val="en-US"/>
+                </w:rPr>
+                <w:t>https://github.com/unitreerobotics/unitree_mujoco</w:t>
+              </w:r>
+            </w:hyperlink>
+          </w:p>
+          <w:p>
+            <w:pPr>
+              <w:pStyle w:val="ListParagraph"/>
+              <w:numPr>
+                <w:ilvl w:val="0"/>
+                <w:numId w:val="1"/>
+              </w:numPr>
+              <w:tabs>
+                <w:tab w:val="center" w:pos="4513"/>
+                <w:tab w:val="left" w:pos="5844"/>
+              </w:tabs>
+              <w:rPr>
+                <w:sz w:val="20"/>
+                <w:szCs w:val="20"/>
+                <w:lang w:val="en-US"/>
+              </w:rPr>
+            </w:pPr>
+            <w:r>
+              <w:rPr>
+                <w:sz w:val="20"/>
+                <w:szCs w:val="20"/>
+                <w:lang w:val="en-US"/>
+              </w:rPr>
+              <w:t>MediaPipe</w:t>
+            </w:r>
+            <w:r>
+              <w:rPr>
+                <w:sz w:val="20"/>
+                <w:szCs w:val="20"/>
+                <w:lang w:val="en-US"/>
+              </w:rPr>
+              <w:t xml:space="preserve"> </w:t>
+            </w:r>
+            <w:hyperlink r:id="rId6" w:history="1">
+              <w:r>
+                <w:rPr>
+                  <w:rStyle w:val="Hyperlink"/>
+                  <w:sz w:val="20"/>
+                  <w:szCs w:val="20"/>
+                  <w:lang w:val="en-US"/>
+                </w:rPr>
+                <w:t>https://github.com/google-ai-edge/mediapipe</w:t>
+              </w:r>
+            </w:hyperlink>
+          </w:p>
+          <w:p>
+            <w:pPr>
+              <w:pStyle w:val="ListParagraph"/>
+              <w:numPr>
+                <w:ilvl w:val="0"/>
+                <w:numId w:val="1"/>
+              </w:numPr>
+              <w:tabs>
+                <w:tab w:val="center" w:pos="4513"/>
+                <w:tab w:val="left" w:pos="5844"/>
+              </w:tabs>
+              <w:rPr>
+                <w:sz w:val="20"/>
+                <w:szCs w:val="20"/>
+                <w:lang w:val="en-US"/>
+              </w:rPr>
+            </w:pPr>
+            <w:r>
+              <w:rPr>
+                <w:sz w:val="20"/>
+                <w:szCs w:val="20"/>
+                <w:lang w:val="en-US"/>
+              </w:rPr>
+              <w:t xml:space="preserve">Unitree SDK Python </w:t>
+            </w:r>
+            <w:hyperlink r:id="rId7" w:history="1">
+              <w:r>
+                <w:rPr>
+                  <w:rStyle w:val="Hyperlink"/>
+                  <w:sz w:val="20"/>
+                  <w:szCs w:val="20"/>
+                  <w:lang w:val="en-US"/>
+                </w:rPr>
+                <w:t>https://github.com/unitreerobotics/unitree_sdk2_python</w:t>
+              </w:r>
+            </w:hyperlink>
+          </w:p>
+          <w:p>
+            <w:pPr>
+              <w:pStyle w:val="ListParagraph"/>
+              <w:numPr>
+                <w:ilvl w:val="0"/>
+                <w:numId w:val="1"/>
+              </w:numPr>
+              <w:tabs>
+                <w:tab w:val="center" w:pos="4513"/>
+                <w:tab w:val="left" w:pos="5844"/>
+              </w:tabs>
+              <w:rPr>
+                <w:sz w:val="20"/>
+                <w:szCs w:val="20"/>
+                <w:lang w:val="en-US"/>
+              </w:rPr>
+            </w:pPr>
+            <w:r>
+              <w:rPr>
+                <w:sz w:val="20"/>
+                <w:szCs w:val="20"/>
+                <w:lang w:val="en-US"/>
+              </w:rPr>
+              <w:t>Pino</w:t>
+            </w:r>
+            <w:r>
+              <w:rPr>
+                <w:sz w:val="20"/>
+                <w:szCs w:val="20"/>
+                <w:lang w:val="en-US"/>
+              </w:rPr>
+              <w:t>c</w:t>
+            </w:r>
+            <w:r>
+              <w:rPr>
+                <w:sz w:val="20"/>
+                <w:szCs w:val="20"/>
+                <w:lang w:val="en-US"/>
+              </w:rPr>
+              <w:t>chio</w:t>
+            </w:r>
+            <w:r>
+              <w:rPr>
+                <w:sz w:val="20"/>
+                <w:szCs w:val="20"/>
+                <w:lang w:val="en-US"/>
+              </w:rPr>
+              <w:t xml:space="preserve"> </w:t>
+            </w:r>
+            <w:hyperlink r:id="rId8" w:history="1">
+              <w:r>
+                <w:rPr>
+                  <w:rStyle w:val="Hyperlink"/>
+                  <w:sz w:val="20"/>
+                  <w:szCs w:val="20"/>
+                  <w:lang w:val="en-US"/>
+                </w:rPr>
+                <w:t>https://github.com/stack-of-tasks/pinocchio</w:t>
+              </w:r>
+            </w:hyperlink>
+          </w:p>
+          <w:p>
+            <w:pPr>
+              <w:pStyle w:val="ListParagraph"/>
+              <w:numPr>
+                <w:ilvl w:val="0"/>
+                <w:numId w:val="1"/>
+              </w:numPr>
+              <w:tabs>
+                <w:tab w:val="center" w:pos="4513"/>
+                <w:tab w:val="left" w:pos="5844"/>
+              </w:tabs>
+              <w:rPr>
+                <w:sz w:val="20"/>
+                <w:szCs w:val="20"/>
+                <w:lang w:val="en-US"/>
+              </w:rPr>
+            </w:pPr>
+            <w:r>
+              <w:rPr>
+                <w:sz w:val="20"/>
+                <w:szCs w:val="20"/>
+                <w:lang w:val="en-US"/>
+              </w:rPr>
+              <w:t xml:space="preserve">GMR </w:t>
+            </w:r>
+            <w:hyperlink r:id="rId9" w:history="1">
+              <w:r>
+                <w:rPr>
+                  <w:rStyle w:val="Hyperlink"/>
+                  <w:sz w:val="20"/>
+                  <w:szCs w:val="20"/>
+                  <w:lang w:val="en-US"/>
+                </w:rPr>
+                <w:t>https://github.com/YanjieZe/GMR</w:t>
+              </w:r>
+            </w:hyperlink>
+          </w:p>
+          <w:p>
+            <w:pPr>
+              <w:pStyle w:val="ListParagraph"/>
+              <w:numPr>
+                <w:ilvl w:val="0"/>
+                <w:numId w:val="1"/>
+              </w:numPr>
               <w:tabs>
                 <w:tab w:val="center" w:pos="4513"/>
                 <w:tab w:val="left" w:pos="5844"/>
@@ -495,79 +1075,270 @@
       <w:tr>
         <w:tc>
           <w:tcPr>
-            <w:tcW w:w="822" w:type="dxa"/>
-          </w:tcPr>
-          <w:p>
-            <w:pPr>
-              <w:tabs>
-                <w:tab w:val="center" w:pos="4513"/>
-                <w:tab w:val="left" w:pos="5844"/>
-              </w:tabs>
-              <w:rPr>
-                <w:sz w:val="20"/>
-                <w:szCs w:val="20"/>
-                <w:lang w:val="en-US"/>
-              </w:rPr>
-            </w:pPr>
-          </w:p>
-        </w:tc>
-        <w:tc>
-          <w:tcPr>
-            <w:tcW w:w="987" w:type="dxa"/>
-          </w:tcPr>
-          <w:p>
-            <w:pPr>
-              <w:tabs>
-                <w:tab w:val="center" w:pos="4513"/>
-                <w:tab w:val="left" w:pos="5844"/>
-              </w:tabs>
-              <w:rPr>
-                <w:sz w:val="20"/>
-                <w:szCs w:val="20"/>
-                <w:lang w:val="en-US"/>
-              </w:rPr>
-            </w:pPr>
-          </w:p>
-        </w:tc>
-        <w:tc>
-          <w:tcPr>
-            <w:tcW w:w="2160" w:type="dxa"/>
-          </w:tcPr>
-          <w:p>
-            <w:pPr>
-              <w:tabs>
-                <w:tab w:val="center" w:pos="4513"/>
-                <w:tab w:val="left" w:pos="5844"/>
-              </w:tabs>
-              <w:rPr>
-                <w:sz w:val="20"/>
-                <w:szCs w:val="20"/>
-                <w:lang w:val="en-US"/>
-              </w:rPr>
-            </w:pPr>
+            <w:tcW w:w="821" w:type="dxa"/>
+          </w:tcPr>
+          <w:p>
+            <w:pPr>
+              <w:tabs>
+                <w:tab w:val="center" w:pos="4513"/>
+                <w:tab w:val="left" w:pos="5844"/>
+              </w:tabs>
+              <w:rPr>
+                <w:sz w:val="20"/>
+                <w:szCs w:val="20"/>
+                <w:lang w:val="en-US"/>
+              </w:rPr>
+            </w:pPr>
+            <w:r>
+              <w:rPr>
+                <w:sz w:val="20"/>
+                <w:szCs w:val="20"/>
+                <w:lang w:val="en-US"/>
+              </w:rPr>
+              <w:t>13:25</w:t>
+            </w:r>
+          </w:p>
+        </w:tc>
+        <w:tc>
+          <w:tcPr>
+            <w:tcW w:w="810" w:type="dxa"/>
+          </w:tcPr>
+          <w:p>
+            <w:pPr>
+              <w:tabs>
+                <w:tab w:val="center" w:pos="4513"/>
+                <w:tab w:val="left" w:pos="5844"/>
+              </w:tabs>
+              <w:rPr>
+                <w:sz w:val="20"/>
+                <w:szCs w:val="20"/>
+                <w:lang w:val="en-US"/>
+              </w:rPr>
+            </w:pPr>
+            <w:r>
+              <w:rPr>
+                <w:sz w:val="20"/>
+                <w:szCs w:val="20"/>
+                <w:lang w:val="en-US"/>
+              </w:rPr>
+              <w:t>2</w:t>
+            </w:r>
+          </w:p>
+        </w:tc>
+        <w:tc>
+          <w:tcPr>
+            <w:tcW w:w="1399" w:type="dxa"/>
+          </w:tcPr>
+          <w:p>
+            <w:pPr>
+              <w:tabs>
+                <w:tab w:val="center" w:pos="4513"/>
+                <w:tab w:val="left" w:pos="5844"/>
+              </w:tabs>
+              <w:rPr>
+                <w:sz w:val="20"/>
+                <w:szCs w:val="20"/>
+                <w:lang w:val="en-US"/>
+              </w:rPr>
+            </w:pPr>
+            <w:r>
+              <w:rPr>
+                <w:sz w:val="20"/>
+                <w:szCs w:val="20"/>
+                <w:lang w:val="en-US"/>
+              </w:rPr>
+              <w:t>Scope</w:t>
+            </w:r>
+          </w:p>
+        </w:tc>
+        <w:tc>
+          <w:tcPr>
+            <w:tcW w:w="4625" w:type="dxa"/>
+          </w:tcPr>
+          <w:p>
+            <w:pPr>
+              <w:pStyle w:val="ListParagraph"/>
+              <w:numPr>
+                <w:ilvl w:val="0"/>
+                <w:numId w:val="1"/>
+              </w:numPr>
+              <w:tabs>
+                <w:tab w:val="center" w:pos="4513"/>
+                <w:tab w:val="left" w:pos="5844"/>
+              </w:tabs>
+              <w:rPr>
+                <w:sz w:val="20"/>
+                <w:szCs w:val="20"/>
+                <w:lang w:val="en-US"/>
+              </w:rPr>
+            </w:pPr>
+            <w:r>
+              <w:rPr>
+                <w:sz w:val="20"/>
+                <w:szCs w:val="20"/>
+                <w:lang w:val="en-US"/>
+              </w:rPr>
+              <w:t xml:space="preserve">Robot’s </w:t>
+            </w:r>
+            <w:r>
+              <w:rPr>
+                <w:sz w:val="20"/>
+                <w:szCs w:val="20"/>
+                <w:lang w:val="en-US"/>
+              </w:rPr>
+              <w:t>‘</w:t>
+            </w:r>
+            <w:r>
+              <w:rPr>
+                <w:sz w:val="20"/>
+                <w:szCs w:val="20"/>
+                <w:lang w:val="en-US"/>
+              </w:rPr>
+              <w:t>read</w:t>
+            </w:r>
+            <w:r>
+              <w:rPr>
+                <w:sz w:val="20"/>
+                <w:szCs w:val="20"/>
+                <w:lang w:val="en-US"/>
+              </w:rPr>
+              <w:t>/react</w:t>
+            </w:r>
+            <w:r>
+              <w:rPr>
+                <w:sz w:val="20"/>
+                <w:szCs w:val="20"/>
+                <w:lang w:val="en-US"/>
+              </w:rPr>
+              <w:t xml:space="preserve"> rate</w:t>
+            </w:r>
+            <w:r>
+              <w:rPr>
+                <w:sz w:val="20"/>
+                <w:szCs w:val="20"/>
+                <w:lang w:val="en-US"/>
+              </w:rPr>
+              <w:t>’</w:t>
+            </w:r>
+            <w:r>
+              <w:rPr>
+                <w:sz w:val="20"/>
+                <w:szCs w:val="20"/>
+                <w:lang w:val="en-US"/>
+              </w:rPr>
+              <w:t xml:space="preserve"> will be set to slow. We can assume that the</w:t>
+            </w:r>
+            <w:r>
+              <w:rPr>
+                <w:sz w:val="20"/>
+                <w:szCs w:val="20"/>
+                <w:lang w:val="en-US"/>
+              </w:rPr>
+              <w:t xml:space="preserve"> robot’s reaction rate should be slow. </w:t>
+            </w:r>
+            <w:r>
+              <w:rPr>
+                <w:sz w:val="20"/>
+                <w:szCs w:val="20"/>
+                <w:lang w:val="en-US"/>
+              </w:rPr>
+              <w:t>(</w:t>
+            </w:r>
+            <w:r>
+              <w:rPr>
+                <w:sz w:val="20"/>
+                <w:szCs w:val="20"/>
+                <w:lang w:val="en-US"/>
+              </w:rPr>
+              <w:t>i.e.</w:t>
+            </w:r>
+            <w:r>
+              <w:rPr>
+                <w:sz w:val="20"/>
+                <w:szCs w:val="20"/>
+                <w:lang w:val="en-US"/>
+              </w:rPr>
+              <w:t xml:space="preserve"> the robot will only react to</w:t>
+            </w:r>
+            <w:r>
+              <w:rPr>
+                <w:sz w:val="20"/>
+                <w:szCs w:val="20"/>
+                <w:lang w:val="en-US"/>
+              </w:rPr>
+              <w:t xml:space="preserve"> something once every couple second</w:t>
+            </w:r>
+            <w:r>
+              <w:rPr>
+                <w:sz w:val="20"/>
+                <w:szCs w:val="20"/>
+                <w:lang w:val="en-US"/>
+              </w:rPr>
+              <w:t>s or such</w:t>
+            </w:r>
+            <w:r>
+              <w:rPr>
+                <w:sz w:val="20"/>
+                <w:szCs w:val="20"/>
+                <w:lang w:val="en-US"/>
+              </w:rPr>
+              <w:t>; prevents constant stream of instructions</w:t>
+            </w:r>
+            <w:r>
+              <w:rPr>
+                <w:sz w:val="20"/>
+                <w:szCs w:val="20"/>
+                <w:lang w:val="en-US"/>
+              </w:rPr>
+              <w:t xml:space="preserve"> opposing instructions</w:t>
+            </w:r>
+            <w:r>
+              <w:rPr>
+                <w:sz w:val="20"/>
+                <w:szCs w:val="20"/>
+                <w:lang w:val="en-US"/>
+              </w:rPr>
+              <w:t>)</w:t>
+            </w:r>
+          </w:p>
+          <w:p>
+            <w:pPr>
+              <w:pStyle w:val="ListParagraph"/>
+              <w:numPr>
+                <w:ilvl w:val="0"/>
+                <w:numId w:val="1"/>
+              </w:numPr>
+              <w:tabs>
+                <w:tab w:val="center" w:pos="4513"/>
+                <w:tab w:val="left" w:pos="5844"/>
+              </w:tabs>
+              <w:rPr>
+                <w:sz w:val="20"/>
+                <w:szCs w:val="20"/>
+                <w:lang w:val="en-US"/>
+              </w:rPr>
+            </w:pPr>
+            <w:r>
+              <w:rPr>
+                <w:sz w:val="20"/>
+                <w:szCs w:val="20"/>
+                <w:lang w:val="en-US"/>
+              </w:rPr>
+              <w:t xml:space="preserve">Project will be delivered as a Github Repository incorporating other repositories as dependencies. The README will include instructions for setting up the </w:t>
+            </w:r>
+            <w:r>
+              <w:rPr>
+                <w:sz w:val="20"/>
+                <w:szCs w:val="20"/>
+                <w:lang w:val="en-US"/>
+              </w:rPr>
+              <w:t>environment and running it.</w:t>
+            </w:r>
           </w:p>
         </w:tc>
         <w:tc>
           <w:tcPr>
             <w:tcW w:w="3969" w:type="dxa"/>
-          </w:tcPr>
-          <w:p>
-            <w:pPr>
-              <w:tabs>
-                <w:tab w:val="center" w:pos="4513"/>
-                <w:tab w:val="left" w:pos="5844"/>
-              </w:tabs>
-              <w:rPr>
-                <w:sz w:val="20"/>
-                <w:szCs w:val="20"/>
-                <w:lang w:val="en-US"/>
-              </w:rPr>
-            </w:pPr>
-          </w:p>
-        </w:tc>
-        <w:tc>
-          <w:tcPr>
-            <w:tcW w:w="3686" w:type="dxa"/>
           </w:tcPr>
           <w:p>
             <w:pPr>
@@ -587,56 +1358,204 @@
       <w:tr>
         <w:tc>
           <w:tcPr>
-            <w:tcW w:w="822" w:type="dxa"/>
-          </w:tcPr>
-          <w:p>
-            <w:pPr>
-              <w:tabs>
-                <w:tab w:val="center" w:pos="4513"/>
-                <w:tab w:val="left" w:pos="5844"/>
-              </w:tabs>
-              <w:rPr>
-                <w:sz w:val="20"/>
-                <w:szCs w:val="20"/>
-                <w:lang w:val="en-US"/>
-              </w:rPr>
-            </w:pPr>
-          </w:p>
-        </w:tc>
-        <w:tc>
-          <w:tcPr>
-            <w:tcW w:w="987" w:type="dxa"/>
-          </w:tcPr>
-          <w:p>
-            <w:pPr>
-              <w:tabs>
-                <w:tab w:val="center" w:pos="4513"/>
-                <w:tab w:val="left" w:pos="5844"/>
-              </w:tabs>
-              <w:rPr>
-                <w:sz w:val="20"/>
-                <w:szCs w:val="20"/>
-                <w:lang w:val="en-US"/>
-              </w:rPr>
-            </w:pPr>
-          </w:p>
-        </w:tc>
-        <w:tc>
-          <w:tcPr>
-            <w:tcW w:w="2160" w:type="dxa"/>
-          </w:tcPr>
-          <w:p>
-            <w:pPr>
-              <w:tabs>
-                <w:tab w:val="center" w:pos="4513"/>
-                <w:tab w:val="left" w:pos="5844"/>
-              </w:tabs>
-              <w:rPr>
-                <w:sz w:val="20"/>
-                <w:szCs w:val="20"/>
-                <w:lang w:val="en-US"/>
-              </w:rPr>
-            </w:pPr>
+            <w:tcW w:w="821" w:type="dxa"/>
+          </w:tcPr>
+          <w:p>
+            <w:pPr>
+              <w:tabs>
+                <w:tab w:val="center" w:pos="4513"/>
+                <w:tab w:val="left" w:pos="5844"/>
+              </w:tabs>
+              <w:rPr>
+                <w:sz w:val="20"/>
+                <w:szCs w:val="20"/>
+                <w:lang w:val="en-US"/>
+              </w:rPr>
+            </w:pPr>
+            <w:r>
+              <w:rPr>
+                <w:sz w:val="20"/>
+                <w:szCs w:val="20"/>
+                <w:lang w:val="en-US"/>
+              </w:rPr>
+              <w:t>13:30</w:t>
+            </w:r>
+          </w:p>
+        </w:tc>
+        <w:tc>
+          <w:tcPr>
+            <w:tcW w:w="810" w:type="dxa"/>
+          </w:tcPr>
+          <w:p>
+            <w:pPr>
+              <w:tabs>
+                <w:tab w:val="center" w:pos="4513"/>
+                <w:tab w:val="left" w:pos="5844"/>
+              </w:tabs>
+              <w:rPr>
+                <w:sz w:val="20"/>
+                <w:szCs w:val="20"/>
+                <w:lang w:val="en-US"/>
+              </w:rPr>
+            </w:pPr>
+            <w:r>
+              <w:rPr>
+                <w:sz w:val="20"/>
+                <w:szCs w:val="20"/>
+                <w:lang w:val="en-US"/>
+              </w:rPr>
+              <w:t>3</w:t>
+            </w:r>
+          </w:p>
+        </w:tc>
+        <w:tc>
+          <w:tcPr>
+            <w:tcW w:w="1399" w:type="dxa"/>
+          </w:tcPr>
+          <w:p>
+            <w:pPr>
+              <w:tabs>
+                <w:tab w:val="center" w:pos="4513"/>
+                <w:tab w:val="left" w:pos="5844"/>
+              </w:tabs>
+              <w:rPr>
+                <w:sz w:val="20"/>
+                <w:szCs w:val="20"/>
+                <w:lang w:val="en-US"/>
+              </w:rPr>
+            </w:pPr>
+            <w:r>
+              <w:rPr>
+                <w:sz w:val="20"/>
+                <w:szCs w:val="20"/>
+                <w:lang w:val="en-US"/>
+              </w:rPr>
+              <w:t>Ubuntu</w:t>
+            </w:r>
+          </w:p>
+        </w:tc>
+        <w:tc>
+          <w:tcPr>
+            <w:tcW w:w="4625" w:type="dxa"/>
+          </w:tcPr>
+          <w:p>
+            <w:pPr>
+              <w:tabs>
+                <w:tab w:val="center" w:pos="4513"/>
+                <w:tab w:val="left" w:pos="5844"/>
+              </w:tabs>
+              <w:rPr>
+                <w:sz w:val="20"/>
+                <w:szCs w:val="20"/>
+                <w:lang w:val="en-US"/>
+              </w:rPr>
+            </w:pPr>
+            <w:r>
+              <w:rPr>
+                <w:sz w:val="20"/>
+                <w:szCs w:val="20"/>
+                <w:lang w:val="en-US"/>
+              </w:rPr>
+              <w:t xml:space="preserve">Discussed Ubuntu </w:t>
+            </w:r>
+            <w:r>
+              <w:rPr>
+                <w:sz w:val="20"/>
+                <w:szCs w:val="20"/>
+                <w:lang w:val="en-US"/>
+              </w:rPr>
+              <w:t xml:space="preserve">incompatibilities. ARM64 vs amd64 architecture </w:t>
+            </w:r>
+            <w:r>
+              <w:rPr>
+                <w:sz w:val="20"/>
+                <w:szCs w:val="20"/>
+                <w:lang w:val="en-US"/>
+              </w:rPr>
+              <w:t>causing different versions of Ubuntu.</w:t>
+            </w:r>
+          </w:p>
+          <w:p>
+            <w:pPr>
+              <w:tabs>
+                <w:tab w:val="center" w:pos="4513"/>
+                <w:tab w:val="left" w:pos="5844"/>
+              </w:tabs>
+              <w:rPr>
+                <w:sz w:val="20"/>
+                <w:szCs w:val="20"/>
+                <w:lang w:val="en-US"/>
+              </w:rPr>
+            </w:pPr>
+          </w:p>
+          <w:p>
+            <w:pPr>
+              <w:tabs>
+                <w:tab w:val="center" w:pos="4513"/>
+                <w:tab w:val="left" w:pos="5844"/>
+              </w:tabs>
+              <w:rPr>
+                <w:sz w:val="20"/>
+                <w:szCs w:val="20"/>
+                <w:lang w:val="en-US"/>
+              </w:rPr>
+            </w:pPr>
+            <w:r>
+              <w:rPr>
+                <w:sz w:val="20"/>
+                <w:szCs w:val="20"/>
+                <w:lang w:val="en-US"/>
+              </w:rPr>
+              <w:t>Agreed that those that need to</w:t>
+            </w:r>
+            <w:r>
+              <w:rPr>
+                <w:sz w:val="20"/>
+                <w:szCs w:val="20"/>
+                <w:lang w:val="en-US"/>
+              </w:rPr>
+              <w:t>,</w:t>
+            </w:r>
+            <w:r>
+              <w:rPr>
+                <w:sz w:val="20"/>
+                <w:szCs w:val="20"/>
+                <w:lang w:val="en-US"/>
+              </w:rPr>
+              <w:t xml:space="preserve"> should develop on an Ubuntu Virtual Machine</w:t>
+            </w:r>
+            <w:r>
+              <w:rPr>
+                <w:sz w:val="20"/>
+                <w:szCs w:val="20"/>
+                <w:lang w:val="en-US"/>
+              </w:rPr>
+              <w:t>. Testing can be done on</w:t>
+            </w:r>
+            <w:r>
+              <w:rPr>
+                <w:sz w:val="20"/>
+                <w:szCs w:val="20"/>
+                <w:lang w:val="en-US"/>
+              </w:rPr>
+              <w:t xml:space="preserve"> Mujoco inside VM and then on</w:t>
+            </w:r>
+            <w:r>
+              <w:rPr>
+                <w:sz w:val="20"/>
+                <w:szCs w:val="20"/>
+                <w:lang w:val="en-US"/>
+              </w:rPr>
+              <w:t xml:space="preserve"> a clean Ubuntu install (Christo has one on an</w:t>
+            </w:r>
+            <w:r>
+              <w:rPr>
+                <w:sz w:val="20"/>
+                <w:szCs w:val="20"/>
+                <w:lang w:val="en-US"/>
+              </w:rPr>
+              <w:t xml:space="preserve"> external drive)</w:t>
+            </w:r>
           </w:p>
         </w:tc>
         <w:tc>
@@ -655,11 +1574,1264 @@
                 <w:lang w:val="en-US"/>
               </w:rPr>
             </w:pPr>
-          </w:p>
-        </w:tc>
-        <w:tc>
-          <w:tcPr>
-            <w:tcW w:w="3686" w:type="dxa"/>
+            <w:r>
+              <w:rPr>
+                <w:sz w:val="20"/>
+                <w:szCs w:val="20"/>
+                <w:lang w:val="en-US"/>
+              </w:rPr>
+              <w:t>Everyone that still needs to should install Ubuntu on a virtual machine. Programs to install on the VM should include the above dependencies</w:t>
+            </w:r>
+            <w:r>
+              <w:rPr>
+                <w:sz w:val="20"/>
+                <w:szCs w:val="20"/>
+                <w:lang w:val="en-US"/>
+              </w:rPr>
+              <w:t>/repositories</w:t>
+            </w:r>
+            <w:r>
+              <w:rPr>
+                <w:sz w:val="20"/>
+                <w:szCs w:val="20"/>
+                <w:lang w:val="en-US"/>
+              </w:rPr>
+              <w:t xml:space="preserve"> as well as:</w:t>
+            </w:r>
+          </w:p>
+          <w:p>
+            <w:pPr>
+              <w:pStyle w:val="ListParagraph"/>
+              <w:numPr>
+                <w:ilvl w:val="0"/>
+                <w:numId w:val="1"/>
+              </w:numPr>
+              <w:tabs>
+                <w:tab w:val="center" w:pos="4513"/>
+                <w:tab w:val="left" w:pos="5844"/>
+              </w:tabs>
+              <w:rPr>
+                <w:sz w:val="20"/>
+                <w:szCs w:val="20"/>
+                <w:lang w:val="en-US"/>
+              </w:rPr>
+            </w:pPr>
+            <w:r>
+              <w:rPr>
+                <w:sz w:val="20"/>
+                <w:szCs w:val="20"/>
+                <w:lang w:val="en-US"/>
+              </w:rPr>
+              <w:t>Github</w:t>
+            </w:r>
+          </w:p>
+          <w:p>
+            <w:pPr>
+              <w:pStyle w:val="ListParagraph"/>
+              <w:numPr>
+                <w:ilvl w:val="0"/>
+                <w:numId w:val="1"/>
+              </w:numPr>
+              <w:tabs>
+                <w:tab w:val="center" w:pos="4513"/>
+                <w:tab w:val="left" w:pos="5844"/>
+              </w:tabs>
+              <w:rPr>
+                <w:sz w:val="20"/>
+                <w:szCs w:val="20"/>
+                <w:lang w:val="en-US"/>
+              </w:rPr>
+            </w:pPr>
+            <w:r>
+              <w:rPr>
+                <w:sz w:val="20"/>
+                <w:szCs w:val="20"/>
+                <w:lang w:val="en-US"/>
+              </w:rPr>
+              <w:t>VSCode</w:t>
+            </w:r>
+          </w:p>
+          <w:p>
+            <w:pPr>
+              <w:pStyle w:val="ListParagraph"/>
+              <w:numPr>
+                <w:ilvl w:val="0"/>
+                <w:numId w:val="1"/>
+              </w:numPr>
+              <w:tabs>
+                <w:tab w:val="center" w:pos="4513"/>
+                <w:tab w:val="left" w:pos="5844"/>
+              </w:tabs>
+              <w:rPr>
+                <w:sz w:val="20"/>
+                <w:szCs w:val="20"/>
+                <w:lang w:val="en-US"/>
+              </w:rPr>
+            </w:pPr>
+            <w:r>
+              <w:rPr>
+                <w:sz w:val="20"/>
+                <w:szCs w:val="20"/>
+                <w:lang w:val="en-US"/>
+              </w:rPr>
+              <w:t>Python</w:t>
+            </w:r>
+          </w:p>
+          <w:p>
+            <w:pPr>
+              <w:tabs>
+                <w:tab w:val="center" w:pos="4513"/>
+                <w:tab w:val="left" w:pos="5844"/>
+              </w:tabs>
+              <w:rPr>
+                <w:sz w:val="20"/>
+                <w:szCs w:val="20"/>
+                <w:lang w:val="en-US"/>
+              </w:rPr>
+            </w:pPr>
+          </w:p>
+        </w:tc>
+      </w:tr>
+      <w:tr>
+        <w:tc>
+          <w:tcPr>
+            <w:tcW w:w="821" w:type="dxa"/>
+          </w:tcPr>
+          <w:p>
+            <w:pPr>
+              <w:tabs>
+                <w:tab w:val="center" w:pos="4513"/>
+                <w:tab w:val="left" w:pos="5844"/>
+              </w:tabs>
+              <w:rPr>
+                <w:sz w:val="20"/>
+                <w:szCs w:val="20"/>
+                <w:lang w:val="en-US"/>
+              </w:rPr>
+            </w:pPr>
+            <w:r>
+              <w:rPr>
+                <w:sz w:val="20"/>
+                <w:szCs w:val="20"/>
+                <w:lang w:val="en-US"/>
+              </w:rPr>
+              <w:t>13:35</w:t>
+            </w:r>
+          </w:p>
+        </w:tc>
+        <w:tc>
+          <w:tcPr>
+            <w:tcW w:w="810" w:type="dxa"/>
+          </w:tcPr>
+          <w:p>
+            <w:pPr>
+              <w:tabs>
+                <w:tab w:val="center" w:pos="4513"/>
+                <w:tab w:val="left" w:pos="5844"/>
+              </w:tabs>
+              <w:rPr>
+                <w:sz w:val="20"/>
+                <w:szCs w:val="20"/>
+                <w:lang w:val="en-US"/>
+              </w:rPr>
+            </w:pPr>
+            <w:r>
+              <w:rPr>
+                <w:sz w:val="20"/>
+                <w:szCs w:val="20"/>
+                <w:lang w:val="en-US"/>
+              </w:rPr>
+              <w:t>4</w:t>
+            </w:r>
+          </w:p>
+        </w:tc>
+        <w:tc>
+          <w:tcPr>
+            <w:tcW w:w="1399" w:type="dxa"/>
+          </w:tcPr>
+          <w:p>
+            <w:pPr>
+              <w:tabs>
+                <w:tab w:val="center" w:pos="4513"/>
+                <w:tab w:val="left" w:pos="5844"/>
+              </w:tabs>
+              <w:rPr>
+                <w:sz w:val="20"/>
+                <w:szCs w:val="20"/>
+                <w:lang w:val="en-US"/>
+              </w:rPr>
+            </w:pPr>
+            <w:r>
+              <w:rPr>
+                <w:sz w:val="20"/>
+                <w:szCs w:val="20"/>
+                <w:lang w:val="en-US"/>
+              </w:rPr>
+              <w:t>Project Acceptance Tests</w:t>
+            </w:r>
+            <w:r>
+              <w:rPr>
+                <w:sz w:val="20"/>
+                <w:szCs w:val="20"/>
+                <w:lang w:val="en-US"/>
+              </w:rPr>
+              <w:t xml:space="preserve"> &amp; </w:t>
+            </w:r>
+            <w:r>
+              <w:rPr>
+                <w:sz w:val="20"/>
+                <w:szCs w:val="20"/>
+                <w:lang w:val="en-US"/>
+              </w:rPr>
+              <w:lastRenderedPageBreak/>
+              <w:t>Requirements</w:t>
+            </w:r>
+          </w:p>
+        </w:tc>
+        <w:tc>
+          <w:tcPr>
+            <w:tcW w:w="4625" w:type="dxa"/>
+          </w:tcPr>
+          <w:p>
+            <w:pPr>
+              <w:tabs>
+                <w:tab w:val="center" w:pos="4513"/>
+                <w:tab w:val="left" w:pos="5844"/>
+              </w:tabs>
+              <w:rPr>
+                <w:sz w:val="20"/>
+                <w:szCs w:val="20"/>
+                <w:lang w:val="en-US"/>
+              </w:rPr>
+            </w:pPr>
+            <w:r>
+              <w:rPr>
+                <w:sz w:val="20"/>
+                <w:szCs w:val="20"/>
+                <w:lang w:val="en-US"/>
+              </w:rPr>
+              <w:lastRenderedPageBreak/>
+              <w:t>By the end of this project:</w:t>
+            </w:r>
+          </w:p>
+          <w:p>
+            <w:pPr>
+              <w:pStyle w:val="ListParagraph"/>
+              <w:numPr>
+                <w:ilvl w:val="0"/>
+                <w:numId w:val="1"/>
+              </w:numPr>
+              <w:tabs>
+                <w:tab w:val="center" w:pos="4513"/>
+                <w:tab w:val="left" w:pos="5844"/>
+              </w:tabs>
+              <w:rPr>
+                <w:sz w:val="20"/>
+                <w:szCs w:val="20"/>
+                <w:lang w:val="en-US"/>
+              </w:rPr>
+            </w:pPr>
+            <w:r>
+              <w:rPr>
+                <w:sz w:val="20"/>
+                <w:szCs w:val="20"/>
+                <w:lang w:val="en-US"/>
+              </w:rPr>
+              <w:t>The robot should be able to identify it’s leader and follow them at a constant distance</w:t>
+            </w:r>
+            <w:r>
+              <w:rPr>
+                <w:sz w:val="20"/>
+                <w:szCs w:val="20"/>
+                <w:lang w:val="en-US"/>
+              </w:rPr>
+              <w:t>;</w:t>
+            </w:r>
+          </w:p>
+          <w:p>
+            <w:pPr>
+              <w:pStyle w:val="ListParagraph"/>
+              <w:numPr>
+                <w:ilvl w:val="0"/>
+                <w:numId w:val="1"/>
+              </w:numPr>
+              <w:tabs>
+                <w:tab w:val="center" w:pos="4513"/>
+                <w:tab w:val="left" w:pos="5844"/>
+              </w:tabs>
+              <w:rPr>
+                <w:sz w:val="20"/>
+                <w:szCs w:val="20"/>
+                <w:lang w:val="en-US"/>
+              </w:rPr>
+            </w:pPr>
+            <w:r>
+              <w:rPr>
+                <w:sz w:val="20"/>
+                <w:szCs w:val="20"/>
+                <w:lang w:val="en-US"/>
+              </w:rPr>
+              <w:lastRenderedPageBreak/>
+              <w:t>Should recognize it’s leader’s gestures and react to them</w:t>
+            </w:r>
+            <w:r>
+              <w:rPr>
+                <w:sz w:val="20"/>
+                <w:szCs w:val="20"/>
+                <w:lang w:val="en-US"/>
+              </w:rPr>
+              <w:t xml:space="preserve"> (turn around, backward, forward, turn left, turn right, </w:t>
+            </w:r>
+            <w:r>
+              <w:rPr>
+                <w:sz w:val="20"/>
+                <w:szCs w:val="20"/>
+                <w:lang w:val="en-US"/>
+              </w:rPr>
+              <w:t>go left, go right)</w:t>
+            </w:r>
+            <w:r>
+              <w:rPr>
+                <w:sz w:val="20"/>
+                <w:szCs w:val="20"/>
+                <w:lang w:val="en-US"/>
+              </w:rPr>
+              <w:t>;</w:t>
+            </w:r>
+          </w:p>
+          <w:p>
+            <w:pPr>
+              <w:pStyle w:val="ListParagraph"/>
+              <w:numPr>
+                <w:ilvl w:val="0"/>
+                <w:numId w:val="1"/>
+              </w:numPr>
+              <w:tabs>
+                <w:tab w:val="center" w:pos="4513"/>
+                <w:tab w:val="left" w:pos="5844"/>
+              </w:tabs>
+              <w:rPr>
+                <w:sz w:val="20"/>
+                <w:szCs w:val="20"/>
+                <w:lang w:val="en-US"/>
+              </w:rPr>
+            </w:pPr>
+            <w:r>
+              <w:rPr>
+                <w:sz w:val="20"/>
+                <w:szCs w:val="20"/>
+                <w:lang w:val="en-US"/>
+              </w:rPr>
+              <w:t>Should</w:t>
+            </w:r>
+            <w:r>
+              <w:rPr>
+                <w:sz w:val="20"/>
+                <w:szCs w:val="20"/>
+                <w:lang w:val="en-US"/>
+              </w:rPr>
+              <w:t xml:space="preserve"> </w:t>
+            </w:r>
+            <w:r>
+              <w:rPr>
+                <w:sz w:val="20"/>
+                <w:szCs w:val="20"/>
+                <w:lang w:val="en-US"/>
+              </w:rPr>
+              <w:t>be able to ‘mirror’ it’s leaders actions</w:t>
+            </w:r>
+          </w:p>
+          <w:p>
+            <w:pPr>
+              <w:tabs>
+                <w:tab w:val="center" w:pos="4513"/>
+                <w:tab w:val="left" w:pos="5844"/>
+              </w:tabs>
+              <w:rPr>
+                <w:sz w:val="20"/>
+                <w:szCs w:val="20"/>
+                <w:lang w:val="en-US"/>
+              </w:rPr>
+            </w:pPr>
+          </w:p>
+          <w:p>
+            <w:pPr>
+              <w:tabs>
+                <w:tab w:val="center" w:pos="4513"/>
+                <w:tab w:val="left" w:pos="5844"/>
+              </w:tabs>
+              <w:rPr>
+                <w:sz w:val="20"/>
+                <w:szCs w:val="20"/>
+                <w:lang w:val="en-US"/>
+              </w:rPr>
+            </w:pPr>
+            <w:r>
+              <w:rPr>
+                <w:sz w:val="20"/>
+                <w:szCs w:val="20"/>
+                <w:lang w:val="en-US"/>
+              </w:rPr>
+              <w:t xml:space="preserve">Requirements to be extracted from </w:t>
+            </w:r>
+            <w:r>
+              <w:rPr>
+                <w:sz w:val="20"/>
+                <w:szCs w:val="20"/>
+                <w:lang w:val="en-US"/>
+              </w:rPr>
+              <w:t>scope</w:t>
+            </w:r>
+            <w:r>
+              <w:rPr>
+                <w:sz w:val="20"/>
+                <w:szCs w:val="20"/>
+                <w:lang w:val="en-US"/>
+              </w:rPr>
+              <w:t>. Skills and resources also important.</w:t>
+            </w:r>
+            <w:r>
+              <w:rPr>
+                <w:sz w:val="20"/>
+                <w:szCs w:val="20"/>
+                <w:lang w:val="en-US"/>
+              </w:rPr>
+              <w:t xml:space="preserve"> Break down broad goals into individual requirements</w:t>
+            </w:r>
+          </w:p>
+        </w:tc>
+        <w:tc>
+          <w:tcPr>
+            <w:tcW w:w="3969" w:type="dxa"/>
+          </w:tcPr>
+          <w:p>
+            <w:pPr>
+              <w:tabs>
+                <w:tab w:val="center" w:pos="4513"/>
+                <w:tab w:val="left" w:pos="5844"/>
+              </w:tabs>
+              <w:rPr>
+                <w:sz w:val="20"/>
+                <w:szCs w:val="20"/>
+                <w:lang w:val="en-US"/>
+              </w:rPr>
+            </w:pPr>
+            <w:r>
+              <w:rPr>
+                <w:sz w:val="20"/>
+                <w:szCs w:val="20"/>
+                <w:lang w:val="en-US"/>
+              </w:rPr>
+              <w:lastRenderedPageBreak/>
+              <w:t xml:space="preserve">Murphy to write </w:t>
+            </w:r>
+            <w:r>
+              <w:rPr>
+                <w:sz w:val="20"/>
+                <w:szCs w:val="20"/>
+                <w:lang w:val="en-US"/>
+              </w:rPr>
+              <w:t>Sprint 1 Deliverables Scope</w:t>
+            </w:r>
+          </w:p>
+          <w:p>
+            <w:pPr>
+              <w:tabs>
+                <w:tab w:val="center" w:pos="4513"/>
+                <w:tab w:val="left" w:pos="5844"/>
+              </w:tabs>
+              <w:rPr>
+                <w:sz w:val="20"/>
+                <w:szCs w:val="20"/>
+                <w:lang w:val="en-US"/>
+              </w:rPr>
+            </w:pPr>
+          </w:p>
+          <w:p>
+            <w:pPr>
+              <w:tabs>
+                <w:tab w:val="center" w:pos="4513"/>
+                <w:tab w:val="left" w:pos="5844"/>
+              </w:tabs>
+              <w:rPr>
+                <w:sz w:val="20"/>
+                <w:szCs w:val="20"/>
+                <w:lang w:val="en-US"/>
+              </w:rPr>
+            </w:pPr>
+            <w:r>
+              <w:rPr>
+                <w:sz w:val="20"/>
+                <w:szCs w:val="20"/>
+                <w:lang w:val="en-US"/>
+              </w:rPr>
+              <w:t>Dylan to write Sprint 1 Deliverables Project Acceptance Tests</w:t>
+            </w:r>
+          </w:p>
+        </w:tc>
+      </w:tr>
+      <w:tr>
+        <w:tc>
+          <w:tcPr>
+            <w:tcW w:w="821" w:type="dxa"/>
+          </w:tcPr>
+          <w:p>
+            <w:pPr>
+              <w:tabs>
+                <w:tab w:val="center" w:pos="4513"/>
+                <w:tab w:val="left" w:pos="5844"/>
+              </w:tabs>
+              <w:rPr>
+                <w:sz w:val="20"/>
+                <w:szCs w:val="20"/>
+                <w:lang w:val="en-US"/>
+              </w:rPr>
+            </w:pPr>
+            <w:r>
+              <w:rPr>
+                <w:sz w:val="20"/>
+                <w:szCs w:val="20"/>
+                <w:lang w:val="en-US"/>
+              </w:rPr>
+              <w:t>13:45</w:t>
+            </w:r>
+          </w:p>
+        </w:tc>
+        <w:tc>
+          <w:tcPr>
+            <w:tcW w:w="810" w:type="dxa"/>
+          </w:tcPr>
+          <w:p>
+            <w:pPr>
+              <w:tabs>
+                <w:tab w:val="center" w:pos="4513"/>
+                <w:tab w:val="left" w:pos="5844"/>
+              </w:tabs>
+              <w:rPr>
+                <w:sz w:val="20"/>
+                <w:szCs w:val="20"/>
+                <w:lang w:val="en-US"/>
+              </w:rPr>
+            </w:pPr>
+            <w:r>
+              <w:rPr>
+                <w:sz w:val="20"/>
+                <w:szCs w:val="20"/>
+                <w:lang w:val="en-US"/>
+              </w:rPr>
+              <w:t>5</w:t>
+            </w:r>
+          </w:p>
+        </w:tc>
+        <w:tc>
+          <w:tcPr>
+            <w:tcW w:w="1399" w:type="dxa"/>
+          </w:tcPr>
+          <w:p>
+            <w:pPr>
+              <w:tabs>
+                <w:tab w:val="center" w:pos="4513"/>
+                <w:tab w:val="left" w:pos="5844"/>
+              </w:tabs>
+              <w:rPr>
+                <w:sz w:val="20"/>
+                <w:szCs w:val="20"/>
+                <w:lang w:val="en-US"/>
+              </w:rPr>
+            </w:pPr>
+            <w:r>
+              <w:rPr>
+                <w:sz w:val="20"/>
+                <w:szCs w:val="20"/>
+                <w:lang w:val="en-US"/>
+              </w:rPr>
+              <w:t>Tasks for next 2 weeks</w:t>
+            </w:r>
+          </w:p>
+        </w:tc>
+        <w:tc>
+          <w:tcPr>
+            <w:tcW w:w="4625" w:type="dxa"/>
+          </w:tcPr>
+          <w:p>
+            <w:pPr>
+              <w:tabs>
+                <w:tab w:val="center" w:pos="4513"/>
+                <w:tab w:val="left" w:pos="5844"/>
+              </w:tabs>
+              <w:rPr>
+                <w:sz w:val="20"/>
+                <w:szCs w:val="20"/>
+                <w:lang w:val="en-US"/>
+              </w:rPr>
+            </w:pPr>
+            <w:r>
+              <w:rPr>
+                <w:sz w:val="20"/>
+                <w:szCs w:val="20"/>
+                <w:lang w:val="en-US"/>
+              </w:rPr>
+              <w:t>The group of 6 should split into two subgroups</w:t>
+            </w:r>
+            <w:r>
+              <w:rPr>
+                <w:sz w:val="20"/>
+                <w:szCs w:val="20"/>
+                <w:lang w:val="en-US"/>
+              </w:rPr>
+              <w:t>.</w:t>
+            </w:r>
+          </w:p>
+          <w:p>
+            <w:pPr>
+              <w:pStyle w:val="ListParagraph"/>
+              <w:numPr>
+                <w:ilvl w:val="0"/>
+                <w:numId w:val="1"/>
+              </w:numPr>
+              <w:tabs>
+                <w:tab w:val="center" w:pos="4513"/>
+                <w:tab w:val="left" w:pos="5844"/>
+              </w:tabs>
+              <w:rPr>
+                <w:sz w:val="20"/>
+                <w:szCs w:val="20"/>
+                <w:lang w:val="en-US"/>
+              </w:rPr>
+            </w:pPr>
+            <w:r>
+              <w:rPr>
+                <w:sz w:val="20"/>
+                <w:szCs w:val="20"/>
+                <w:lang w:val="en-US"/>
+              </w:rPr>
+              <w:t>G</w:t>
+            </w:r>
+            <w:r>
+              <w:rPr>
+                <w:sz w:val="20"/>
+                <w:szCs w:val="20"/>
+                <w:lang w:val="en-US"/>
+              </w:rPr>
+              <w:t xml:space="preserve">roup </w:t>
+            </w:r>
+            <w:r>
+              <w:rPr>
+                <w:sz w:val="20"/>
+                <w:szCs w:val="20"/>
+                <w:lang w:val="en-US"/>
+              </w:rPr>
+              <w:t xml:space="preserve">One: </w:t>
+            </w:r>
+            <w:r>
+              <w:rPr>
+                <w:sz w:val="20"/>
+                <w:szCs w:val="20"/>
+                <w:lang w:val="en-US"/>
+              </w:rPr>
+              <w:t>to focus on person identification task</w:t>
+            </w:r>
+            <w:r>
+              <w:rPr>
+                <w:sz w:val="20"/>
+                <w:szCs w:val="20"/>
+                <w:lang w:val="en-US"/>
+              </w:rPr>
+              <w:t>. D</w:t>
+            </w:r>
+            <w:r>
+              <w:rPr>
+                <w:sz w:val="20"/>
+                <w:szCs w:val="20"/>
+                <w:lang w:val="en-US"/>
+              </w:rPr>
+              <w:t>evelop a program using MediaPipe that</w:t>
+            </w:r>
+            <w:r>
+              <w:rPr>
+                <w:sz w:val="20"/>
+                <w:szCs w:val="20"/>
+                <w:lang w:val="en-US"/>
+              </w:rPr>
+              <w:t>:</w:t>
+            </w:r>
+          </w:p>
+          <w:p>
+            <w:pPr>
+              <w:pStyle w:val="ListParagraph"/>
+              <w:numPr>
+                <w:ilvl w:val="1"/>
+                <w:numId w:val="1"/>
+              </w:numPr>
+              <w:tabs>
+                <w:tab w:val="center" w:pos="4513"/>
+                <w:tab w:val="left" w:pos="5844"/>
+              </w:tabs>
+              <w:rPr>
+                <w:sz w:val="20"/>
+                <w:szCs w:val="20"/>
+                <w:lang w:val="en-US"/>
+              </w:rPr>
+            </w:pPr>
+            <w:r>
+              <w:rPr>
+                <w:sz w:val="20"/>
+                <w:szCs w:val="20"/>
+                <w:lang w:val="en-US"/>
+              </w:rPr>
+              <w:t>Gets a video as input</w:t>
+            </w:r>
+            <w:r>
+              <w:rPr>
+                <w:sz w:val="20"/>
+                <w:szCs w:val="20"/>
+                <w:lang w:val="en-US"/>
+              </w:rPr>
+              <w:t xml:space="preserve"> (can have multiple people</w:t>
+            </w:r>
+            <w:r>
+              <w:rPr>
+                <w:sz w:val="20"/>
+                <w:szCs w:val="20"/>
+                <w:lang w:val="en-US"/>
+              </w:rPr>
+              <w:t>)</w:t>
+            </w:r>
+          </w:p>
+          <w:p>
+            <w:pPr>
+              <w:pStyle w:val="ListParagraph"/>
+              <w:numPr>
+                <w:ilvl w:val="1"/>
+                <w:numId w:val="1"/>
+              </w:numPr>
+              <w:tabs>
+                <w:tab w:val="center" w:pos="4513"/>
+                <w:tab w:val="left" w:pos="5844"/>
+              </w:tabs>
+              <w:rPr>
+                <w:sz w:val="20"/>
+                <w:szCs w:val="20"/>
+                <w:lang w:val="en-US"/>
+              </w:rPr>
+            </w:pPr>
+            <w:r>
+              <w:rPr>
+                <w:sz w:val="20"/>
+                <w:szCs w:val="20"/>
+                <w:lang w:val="en-US"/>
+              </w:rPr>
+              <w:t>Identifies people</w:t>
+            </w:r>
+            <w:r>
+              <w:rPr>
+                <w:sz w:val="20"/>
+                <w:szCs w:val="20"/>
+                <w:lang w:val="en-US"/>
+              </w:rPr>
+              <w:t xml:space="preserve"> in the video</w:t>
+            </w:r>
+          </w:p>
+          <w:p>
+            <w:pPr>
+              <w:pStyle w:val="ListParagraph"/>
+              <w:numPr>
+                <w:ilvl w:val="1"/>
+                <w:numId w:val="1"/>
+              </w:numPr>
+              <w:tabs>
+                <w:tab w:val="center" w:pos="4513"/>
+                <w:tab w:val="left" w:pos="5844"/>
+              </w:tabs>
+              <w:rPr>
+                <w:sz w:val="20"/>
+                <w:szCs w:val="20"/>
+                <w:lang w:val="en-US"/>
+              </w:rPr>
+            </w:pPr>
+            <w:r>
+              <w:rPr>
+                <w:sz w:val="20"/>
+                <w:szCs w:val="20"/>
+                <w:lang w:val="en-US"/>
+              </w:rPr>
+              <w:t>As output: returns a re-rendered video showing</w:t>
+            </w:r>
+            <w:r>
+              <w:rPr>
+                <w:sz w:val="20"/>
+                <w:szCs w:val="20"/>
+                <w:lang w:val="en-US"/>
+              </w:rPr>
+              <w:t xml:space="preserve"> a bounding box around the identified people</w:t>
+            </w:r>
+          </w:p>
+          <w:p>
+            <w:pPr>
+              <w:pStyle w:val="ListParagraph"/>
+              <w:numPr>
+                <w:ilvl w:val="1"/>
+                <w:numId w:val="1"/>
+              </w:numPr>
+              <w:tabs>
+                <w:tab w:val="center" w:pos="4513"/>
+                <w:tab w:val="left" w:pos="5844"/>
+              </w:tabs>
+              <w:rPr>
+                <w:sz w:val="20"/>
+                <w:szCs w:val="20"/>
+                <w:lang w:val="en-US"/>
+              </w:rPr>
+            </w:pPr>
+            <w:r>
+              <w:rPr>
+                <w:sz w:val="20"/>
+                <w:szCs w:val="20"/>
+                <w:lang w:val="en-US"/>
+              </w:rPr>
+              <w:t>Return a skeleton?</w:t>
+            </w:r>
+          </w:p>
+          <w:p>
+            <w:pPr>
+              <w:pStyle w:val="ListParagraph"/>
+              <w:numPr>
+                <w:ilvl w:val="0"/>
+                <w:numId w:val="1"/>
+              </w:numPr>
+              <w:tabs>
+                <w:tab w:val="center" w:pos="4513"/>
+                <w:tab w:val="left" w:pos="5844"/>
+              </w:tabs>
+              <w:rPr>
+                <w:sz w:val="20"/>
+                <w:szCs w:val="20"/>
+                <w:lang w:val="en-US"/>
+              </w:rPr>
+            </w:pPr>
+            <w:r>
+              <w:rPr>
+                <w:sz w:val="20"/>
+                <w:szCs w:val="20"/>
+                <w:lang w:val="en-US"/>
+              </w:rPr>
+              <w:t>Group</w:t>
+            </w:r>
+            <w:r>
+              <w:rPr>
+                <w:sz w:val="20"/>
+                <w:szCs w:val="20"/>
+                <w:lang w:val="en-US"/>
+              </w:rPr>
+              <w:t xml:space="preserve"> Two: Gesture recognition tas</w:t>
+            </w:r>
+            <w:r>
+              <w:rPr>
+                <w:sz w:val="20"/>
+                <w:szCs w:val="20"/>
+                <w:lang w:val="en-US"/>
+              </w:rPr>
+              <w:t>k. Develop program using MediaPipe that can translate and output to console the meaning of certain gestures</w:t>
+            </w:r>
+            <w:r>
+              <w:rPr>
+                <w:sz w:val="20"/>
+                <w:szCs w:val="20"/>
+                <w:lang w:val="en-US"/>
+              </w:rPr>
+              <w:t>.</w:t>
+            </w:r>
+          </w:p>
+          <w:p>
+            <w:pPr>
+              <w:pStyle w:val="ListParagraph"/>
+              <w:numPr>
+                <w:ilvl w:val="1"/>
+                <w:numId w:val="1"/>
+              </w:numPr>
+              <w:tabs>
+                <w:tab w:val="center" w:pos="4513"/>
+                <w:tab w:val="left" w:pos="5844"/>
+              </w:tabs>
+              <w:rPr>
+                <w:sz w:val="20"/>
+                <w:szCs w:val="20"/>
+                <w:lang w:val="en-US"/>
+              </w:rPr>
+            </w:pPr>
+            <w:r>
+              <w:rPr>
+                <w:sz w:val="20"/>
+                <w:szCs w:val="20"/>
+                <w:lang w:val="en-US"/>
+              </w:rPr>
+              <w:t>7 different gestures</w:t>
+            </w:r>
+          </w:p>
+          <w:p>
+            <w:pPr>
+              <w:pStyle w:val="ListParagraph"/>
+              <w:numPr>
+                <w:ilvl w:val="1"/>
+                <w:numId w:val="1"/>
+              </w:numPr>
+              <w:tabs>
+                <w:tab w:val="center" w:pos="4513"/>
+                <w:tab w:val="left" w:pos="5844"/>
+              </w:tabs>
+              <w:rPr>
+                <w:sz w:val="20"/>
+                <w:szCs w:val="20"/>
+                <w:lang w:val="en-US"/>
+              </w:rPr>
+            </w:pPr>
+            <w:r>
+              <w:rPr>
+                <w:sz w:val="20"/>
+                <w:szCs w:val="20"/>
+                <w:lang w:val="en-US"/>
+              </w:rPr>
+              <w:t>Outputs to console in format:</w:t>
+            </w:r>
+          </w:p>
+          <w:p>
+            <w:pPr>
+              <w:pStyle w:val="ListParagraph"/>
+              <w:numPr>
+                <w:ilvl w:val="2"/>
+                <w:numId w:val="1"/>
+              </w:numPr>
+              <w:tabs>
+                <w:tab w:val="center" w:pos="4513"/>
+                <w:tab w:val="left" w:pos="5844"/>
+              </w:tabs>
+              <w:rPr>
+                <w:sz w:val="20"/>
+                <w:szCs w:val="20"/>
+                <w:lang w:val="en-US"/>
+              </w:rPr>
+            </w:pPr>
+            <w:r>
+              <w:rPr>
+                <w:sz w:val="20"/>
+                <w:szCs w:val="20"/>
+                <w:lang w:val="en-US"/>
+              </w:rPr>
+              <w:t xml:space="preserve">Frame 56 : </w:t>
+            </w:r>
+            <w:r>
+              <w:rPr>
+                <w:sz w:val="20"/>
+                <w:szCs w:val="20"/>
+                <w:lang w:val="en-US"/>
+              </w:rPr>
+              <w:t>Thumbs up</w:t>
+            </w:r>
+          </w:p>
+        </w:tc>
+        <w:tc>
+          <w:tcPr>
+            <w:tcW w:w="3969" w:type="dxa"/>
+          </w:tcPr>
+          <w:p>
+            <w:pPr>
+              <w:tabs>
+                <w:tab w:val="center" w:pos="4513"/>
+                <w:tab w:val="left" w:pos="5844"/>
+              </w:tabs>
+              <w:rPr>
+                <w:sz w:val="20"/>
+                <w:szCs w:val="20"/>
+                <w:lang w:val="en-US"/>
+              </w:rPr>
+            </w:pPr>
+          </w:p>
+        </w:tc>
+      </w:tr>
+      <w:tr>
+        <w:tc>
+          <w:tcPr>
+            <w:tcW w:w="821" w:type="dxa"/>
+          </w:tcPr>
+          <w:p>
+            <w:pPr>
+              <w:tabs>
+                <w:tab w:val="center" w:pos="4513"/>
+                <w:tab w:val="left" w:pos="5844"/>
+              </w:tabs>
+              <w:rPr>
+                <w:sz w:val="20"/>
+                <w:szCs w:val="20"/>
+                <w:lang w:val="en-US"/>
+              </w:rPr>
+            </w:pPr>
+            <w:r>
+              <w:rPr>
+                <w:sz w:val="20"/>
+                <w:szCs w:val="20"/>
+                <w:lang w:val="en-US"/>
+              </w:rPr>
+              <w:t>14:00</w:t>
+            </w:r>
+          </w:p>
+        </w:tc>
+        <w:tc>
+          <w:tcPr>
+            <w:tcW w:w="810" w:type="dxa"/>
+          </w:tcPr>
+          <w:p>
+            <w:pPr>
+              <w:tabs>
+                <w:tab w:val="center" w:pos="4513"/>
+                <w:tab w:val="left" w:pos="5844"/>
+              </w:tabs>
+              <w:rPr>
+                <w:sz w:val="20"/>
+                <w:szCs w:val="20"/>
+                <w:lang w:val="en-US"/>
+              </w:rPr>
+            </w:pPr>
+            <w:r>
+              <w:rPr>
+                <w:sz w:val="20"/>
+                <w:szCs w:val="20"/>
+                <w:lang w:val="en-US"/>
+              </w:rPr>
+              <w:t>6</w:t>
+            </w:r>
+          </w:p>
+        </w:tc>
+        <w:tc>
+          <w:tcPr>
+            <w:tcW w:w="1399" w:type="dxa"/>
+          </w:tcPr>
+          <w:p>
+            <w:pPr>
+              <w:tabs>
+                <w:tab w:val="center" w:pos="4513"/>
+                <w:tab w:val="left" w:pos="5844"/>
+              </w:tabs>
+              <w:rPr>
+                <w:sz w:val="20"/>
+                <w:szCs w:val="20"/>
+                <w:lang w:val="en-US"/>
+              </w:rPr>
+            </w:pPr>
+            <w:r>
+              <w:rPr>
+                <w:sz w:val="20"/>
+                <w:szCs w:val="20"/>
+                <w:lang w:val="en-US"/>
+              </w:rPr>
+              <w:t>Meeting end</w:t>
+            </w:r>
+          </w:p>
+        </w:tc>
+        <w:tc>
+          <w:tcPr>
+            <w:tcW w:w="4625" w:type="dxa"/>
+          </w:tcPr>
+          <w:p>
+            <w:pPr>
+              <w:tabs>
+                <w:tab w:val="center" w:pos="4513"/>
+                <w:tab w:val="left" w:pos="5844"/>
+              </w:tabs>
+              <w:rPr>
+                <w:sz w:val="20"/>
+                <w:szCs w:val="20"/>
+                <w:lang w:val="en-US"/>
+              </w:rPr>
+            </w:pPr>
+          </w:p>
+        </w:tc>
+        <w:tc>
+          <w:tcPr>
+            <w:tcW w:w="3969" w:type="dxa"/>
+          </w:tcPr>
+          <w:p>
+            <w:pPr>
+              <w:tabs>
+                <w:tab w:val="center" w:pos="4513"/>
+                <w:tab w:val="left" w:pos="5844"/>
+              </w:tabs>
+              <w:rPr>
+                <w:sz w:val="20"/>
+                <w:szCs w:val="20"/>
+                <w:lang w:val="en-US"/>
+              </w:rPr>
+            </w:pPr>
+          </w:p>
+        </w:tc>
+      </w:tr>
+      <w:tr>
+        <w:tc>
+          <w:tcPr>
+            <w:tcW w:w="821" w:type="dxa"/>
+          </w:tcPr>
+          <w:p>
+            <w:pPr>
+              <w:tabs>
+                <w:tab w:val="center" w:pos="4513"/>
+                <w:tab w:val="left" w:pos="5844"/>
+              </w:tabs>
+              <w:rPr>
+                <w:sz w:val="20"/>
+                <w:szCs w:val="20"/>
+                <w:lang w:val="en-US"/>
+              </w:rPr>
+            </w:pPr>
+          </w:p>
+        </w:tc>
+        <w:tc>
+          <w:tcPr>
+            <w:tcW w:w="810" w:type="dxa"/>
+          </w:tcPr>
+          <w:p>
+            <w:pPr>
+              <w:tabs>
+                <w:tab w:val="center" w:pos="4513"/>
+                <w:tab w:val="left" w:pos="5844"/>
+              </w:tabs>
+              <w:rPr>
+                <w:sz w:val="20"/>
+                <w:szCs w:val="20"/>
+                <w:lang w:val="en-US"/>
+              </w:rPr>
+            </w:pPr>
+          </w:p>
+        </w:tc>
+        <w:tc>
+          <w:tcPr>
+            <w:tcW w:w="1399" w:type="dxa"/>
+          </w:tcPr>
+          <w:p>
+            <w:pPr>
+              <w:tabs>
+                <w:tab w:val="center" w:pos="4513"/>
+                <w:tab w:val="left" w:pos="5844"/>
+              </w:tabs>
+              <w:rPr>
+                <w:sz w:val="20"/>
+                <w:szCs w:val="20"/>
+                <w:lang w:val="en-US"/>
+              </w:rPr>
+            </w:pPr>
+          </w:p>
+        </w:tc>
+        <w:tc>
+          <w:tcPr>
+            <w:tcW w:w="4625" w:type="dxa"/>
+          </w:tcPr>
+          <w:p>
+            <w:pPr>
+              <w:tabs>
+                <w:tab w:val="center" w:pos="4513"/>
+                <w:tab w:val="left" w:pos="5844"/>
+              </w:tabs>
+              <w:rPr>
+                <w:sz w:val="20"/>
+                <w:szCs w:val="20"/>
+                <w:lang w:val="en-US"/>
+              </w:rPr>
+            </w:pPr>
+          </w:p>
+        </w:tc>
+        <w:tc>
+          <w:tcPr>
+            <w:tcW w:w="3969" w:type="dxa"/>
+          </w:tcPr>
+          <w:p>
+            <w:pPr>
+              <w:tabs>
+                <w:tab w:val="center" w:pos="4513"/>
+                <w:tab w:val="left" w:pos="5844"/>
+              </w:tabs>
+              <w:rPr>
+                <w:sz w:val="20"/>
+                <w:szCs w:val="20"/>
+                <w:lang w:val="en-US"/>
+              </w:rPr>
+            </w:pPr>
+          </w:p>
+        </w:tc>
+      </w:tr>
+      <w:tr>
+        <w:tc>
+          <w:tcPr>
+            <w:tcW w:w="821" w:type="dxa"/>
+          </w:tcPr>
+          <w:p>
+            <w:pPr>
+              <w:tabs>
+                <w:tab w:val="center" w:pos="4513"/>
+                <w:tab w:val="left" w:pos="5844"/>
+              </w:tabs>
+              <w:rPr>
+                <w:sz w:val="20"/>
+                <w:szCs w:val="20"/>
+                <w:lang w:val="en-US"/>
+              </w:rPr>
+            </w:pPr>
+          </w:p>
+        </w:tc>
+        <w:tc>
+          <w:tcPr>
+            <w:tcW w:w="810" w:type="dxa"/>
+          </w:tcPr>
+          <w:p>
+            <w:pPr>
+              <w:tabs>
+                <w:tab w:val="center" w:pos="4513"/>
+                <w:tab w:val="left" w:pos="5844"/>
+              </w:tabs>
+              <w:rPr>
+                <w:sz w:val="20"/>
+                <w:szCs w:val="20"/>
+                <w:lang w:val="en-US"/>
+              </w:rPr>
+            </w:pPr>
+          </w:p>
+        </w:tc>
+        <w:tc>
+          <w:tcPr>
+            <w:tcW w:w="1399" w:type="dxa"/>
+          </w:tcPr>
+          <w:p>
+            <w:pPr>
+              <w:tabs>
+                <w:tab w:val="center" w:pos="4513"/>
+                <w:tab w:val="left" w:pos="5844"/>
+              </w:tabs>
+              <w:rPr>
+                <w:sz w:val="20"/>
+                <w:szCs w:val="20"/>
+                <w:lang w:val="en-US"/>
+              </w:rPr>
+            </w:pPr>
+          </w:p>
+        </w:tc>
+        <w:tc>
+          <w:tcPr>
+            <w:tcW w:w="4625" w:type="dxa"/>
+          </w:tcPr>
+          <w:p>
+            <w:pPr>
+              <w:tabs>
+                <w:tab w:val="center" w:pos="4513"/>
+                <w:tab w:val="left" w:pos="5844"/>
+              </w:tabs>
+              <w:rPr>
+                <w:sz w:val="20"/>
+                <w:szCs w:val="20"/>
+                <w:lang w:val="en-US"/>
+              </w:rPr>
+            </w:pPr>
+          </w:p>
+        </w:tc>
+        <w:tc>
+          <w:tcPr>
+            <w:tcW w:w="3969" w:type="dxa"/>
           </w:tcPr>
           <w:p>
             <w:pPr>
@@ -698,6 +2870,126 @@
     </w:sectPr>
   </w:body>
 </w:document>
+</file>
+
+<file path=word/numbering.xml><?xml version="1.0" encoding="utf-8"?>
+<w:numbering xmlns:wpc="http://schemas.microsoft.com/office/word/2010/wordprocessingCanvas" xmlns:cx="http://schemas.microsoft.com/office/drawing/2014/chartex" xmlns:cx1="http://schemas.microsoft.com/office/drawing/2015/9/8/chartex" xmlns:cx2="http://schemas.microsoft.com/office/drawing/2015/10/21/chartex" xmlns:cx3="http://schemas.microsoft.com/office/drawing/2016/5/9/chartex" xmlns:cx4="http://schemas.microsoft.com/office/drawing/2016/5/10/chartex" xmlns:cx5="http://schemas.microsoft.com/office/drawing/2016/5/11/chartex" xmlns:cx6="http://schemas.microsoft.com/office/drawing/2016/5/12/chartex" xmlns:cx7="http://schemas.microsoft.com/office/drawing/2016/5/13/chartex" xmlns:cx8="http://schemas.microsoft.com/office/drawing/2016/5/14/chartex" xmlns:mc="http://schemas.openxmlformats.org/markup-compatibility/2006" xmlns:aink="http://schemas.microsoft.com/office/drawing/2016/ink" xmlns:am3d="http://schemas.microsoft.com/office/drawing/2017/model3d" xmlns:o="urn:schemas-microsoft-com:office:office" xmlns:oel="http://schemas.microsoft.com/office/2019/extlst" xmlns:r="http://schemas.openxmlformats.org/officeDocument/2006/relationships" xmlns:m="http://schemas.openxmlformats.org/officeDocument/2006/math" xmlns:v="urn:schemas-microsoft-com:vml" xmlns:wp14="http://schemas.microsoft.com/office/word/2010/wordprocessingDrawing" xmlns:wp="http://schemas.openxmlformats.org/drawingml/2006/wordprocessingDrawing" xmlns:w10="urn:schemas-microsoft-com:office:word" xmlns:w="http://schemas.openxmlformats.org/wordprocessingml/2006/main" xmlns:w14="http://schemas.microsoft.com/office/word/2010/wordml" xmlns:w15="http://schemas.microsoft.com/office/word/2012/wordml" xmlns:w16cei="http://schemas.microsoft.com/office/word/2026/wordml/cei" xmlns:w16cex="http://schemas.microsoft.com/office/word/2018/wordml/cex" xmlns:w16cid="http://schemas.microsoft.com/office/word/2016/wordml/cid" xmlns:w16="http://schemas.microsoft.com/office/word/2018/wordml" xmlns:w16du="http://schemas.microsoft.com/office/word/2023/wordml/word16du" xmlns:w16sdtdh="http://schemas.microsoft.com/office/word/2020/wordml/sdtdatahash" xmlns:w16sdtfl="http://schemas.microsoft.com/office/word/2024/wordml/sdtformatlock" xmlns:w16se="http://schemas.microsoft.com/office/word/2015/wordml/symex" xmlns:wpg="http://schemas.microsoft.com/office/word/2010/wordprocessingGroup" xmlns:wpi="http://schemas.microsoft.com/office/word/2010/wordprocessingInk" xmlns:wne="http://schemas.microsoft.com/office/word/2006/wordml" xmlns:wps="http://schemas.microsoft.com/office/word/2010/wordprocessingShape" mc:Ignorable="w14 w15 w16se w16cid w16 w16cex w16sdtdh w16sdtfl w16du wp14">
+  <w:abstractNum w:abstractNumId="0" w15:restartNumberingAfterBreak="0">
+    <w:nsid w:val="01B77EB0"/>
+    <w:multiLevelType w:val="hybridMultilevel"/>
+    <w:tmpl w:val="D7383FA2"/>
+    <w:lvl w:ilvl="0" w:tplc="E3D4FF4E">
+      <w:numFmt w:val="bullet"/>
+      <w:lvlText w:val="-"/>
+      <w:lvlJc w:val="left"/>
+      <w:pPr>
+        <w:ind w:left="720" w:hanging="360"/>
+      </w:pPr>
+      <w:rPr>
+        <w:rFonts w:ascii="Aptos" w:eastAsiaTheme="minorHAnsi" w:hAnsi="Aptos" w:cstheme="minorBidi" w:hint="default"/>
+      </w:rPr>
+    </w:lvl>
+    <w:lvl w:ilvl="1" w:tplc="0C090003">
+      <w:start w:val="1"/>
+      <w:numFmt w:val="bullet"/>
+      <w:lvlText w:val="o"/>
+      <w:lvlJc w:val="left"/>
+      <w:pPr>
+        <w:ind w:left="1440" w:hanging="360"/>
+      </w:pPr>
+      <w:rPr>
+        <w:rFonts w:ascii="Courier New" w:hAnsi="Courier New" w:cs="Courier New" w:hint="default"/>
+      </w:rPr>
+    </w:lvl>
+    <w:lvl w:ilvl="2" w:tplc="0C090005">
+      <w:start w:val="1"/>
+      <w:numFmt w:val="bullet"/>
+      <w:lvlText w:val=""/>
+      <w:lvlJc w:val="left"/>
+      <w:pPr>
+        <w:ind w:left="2160" w:hanging="360"/>
+      </w:pPr>
+      <w:rPr>
+        <w:rFonts w:ascii="Wingdings" w:hAnsi="Wingdings" w:hint="default"/>
+      </w:rPr>
+    </w:lvl>
+    <w:lvl w:ilvl="3" w:tplc="0C090001" w:tentative="1">
+      <w:start w:val="1"/>
+      <w:numFmt w:val="bullet"/>
+      <w:lvlText w:val=""/>
+      <w:lvlJc w:val="left"/>
+      <w:pPr>
+        <w:ind w:left="2880" w:hanging="360"/>
+      </w:pPr>
+      <w:rPr>
+        <w:rFonts w:ascii="Symbol" w:hAnsi="Symbol" w:hint="default"/>
+      </w:rPr>
+    </w:lvl>
+    <w:lvl w:ilvl="4" w:tplc="0C090003" w:tentative="1">
+      <w:start w:val="1"/>
+      <w:numFmt w:val="bullet"/>
+      <w:lvlText w:val="o"/>
+      <w:lvlJc w:val="left"/>
+      <w:pPr>
+        <w:ind w:left="3600" w:hanging="360"/>
+      </w:pPr>
+      <w:rPr>
+        <w:rFonts w:ascii="Courier New" w:hAnsi="Courier New" w:cs="Courier New" w:hint="default"/>
+      </w:rPr>
+    </w:lvl>
+    <w:lvl w:ilvl="5" w:tplc="0C090005" w:tentative="1">
+      <w:start w:val="1"/>
+      <w:numFmt w:val="bullet"/>
+      <w:lvlText w:val=""/>
+      <w:lvlJc w:val="left"/>
+      <w:pPr>
+        <w:ind w:left="4320" w:hanging="360"/>
+      </w:pPr>
+      <w:rPr>
+        <w:rFonts w:ascii="Wingdings" w:hAnsi="Wingdings" w:hint="default"/>
+      </w:rPr>
+    </w:lvl>
+    <w:lvl w:ilvl="6" w:tplc="0C090001" w:tentative="1">
+      <w:start w:val="1"/>
+      <w:numFmt w:val="bullet"/>
+      <w:lvlText w:val=""/>
+      <w:lvlJc w:val="left"/>
+      <w:pPr>
+        <w:ind w:left="5040" w:hanging="360"/>
+      </w:pPr>
+      <w:rPr>
+        <w:rFonts w:ascii="Symbol" w:hAnsi="Symbol" w:hint="default"/>
+      </w:rPr>
+    </w:lvl>
+    <w:lvl w:ilvl="7" w:tplc="0C090003" w:tentative="1">
+      <w:start w:val="1"/>
+      <w:numFmt w:val="bullet"/>
+      <w:lvlText w:val="o"/>
+      <w:lvlJc w:val="left"/>
+      <w:pPr>
+        <w:ind w:left="5760" w:hanging="360"/>
+      </w:pPr>
+      <w:rPr>
+        <w:rFonts w:ascii="Courier New" w:hAnsi="Courier New" w:cs="Courier New" w:hint="default"/>
+      </w:rPr>
+    </w:lvl>
+    <w:lvl w:ilvl="8" w:tplc="0C090005" w:tentative="1">
+      <w:start w:val="1"/>
+      <w:numFmt w:val="bullet"/>
+      <w:lvlText w:val=""/>
+      <w:lvlJc w:val="left"/>
+      <w:pPr>
+        <w:ind w:left="6480" w:hanging="360"/>
+      </w:pPr>
+      <w:rPr>
+        <w:rFonts w:ascii="Wingdings" w:hAnsi="Wingdings" w:hint="default"/>
+      </w:rPr>
+    </w:lvl>
+  </w:abstractNum>
+  <w:num w:numId="1" w16cid:durableId="2125733135">
+    <w:abstractNumId w:val="0"/>
+  </w:num>
+</w:numbering>
 </file>
 
 <file path=word/styles.xml><?xml version="1.0" encoding="utf-8"?>
@@ -1636,6 +3928,29 @@
       </w:tblBorders>
     </w:tblPr>
   </w:style>
+  <w:style w:type="character" w:styleId="Hyperlink">
+    <w:name w:val="Hyperlink"/>
+    <w:basedOn w:val="DefaultParagraphFont"/>
+    <w:uiPriority w:val="99"/>
+    <w:unhideWhenUsed/>
+    <w:rsid w:val="00F35F0F"/>
+    <w:rPr>
+      <w:color w:val="467886" w:themeColor="hyperlink"/>
+      <w:u w:val="single"/>
+    </w:rPr>
+  </w:style>
+  <w:style w:type="character" w:styleId="UnresolvedMention">
+    <w:name w:val="Unresolved Mention"/>
+    <w:basedOn w:val="DefaultParagraphFont"/>
+    <w:uiPriority w:val="99"/>
+    <w:semiHidden/>
+    <w:unhideWhenUsed/>
+    <w:rsid w:val="00F35F0F"/>
+    <w:rPr>
+      <w:color w:val="605E5C"/>
+      <w:shd w:val="clear" w:color="auto" w:fill="E1DFDD"/>
+    </w:rPr>
+  </w:style>
 </w:styles>
 </file>
 
